--- a/industrial_anomaly_pipeline/paper/research_paper.docx
+++ b/industrial_anomaly_pipeline/paper/research_paper.docx
@@ -90,6 +90,10 @@
       <w:pPr>
         <w:spacing w:after="120" w:line="264" w:lineRule="auto"/>
         <w:jc w:val="both"/>
+        <w:rPr>
+          <w:b/>
+          <w:bCs/>
+        </w:rPr>
       </w:pPr>
       <w:r>
         <w:rPr>
@@ -110,50 +114,98 @@
         <w:t>-</w:t>
       </w:r>
       <w:r>
+        <w:rPr>
+          <w:b/>
+          <w:bCs/>
+        </w:rPr>
         <w:t>Industrial</w:t>
       </w:r>
       <w:r>
         <w:rPr>
+          <w:b/>
+          <w:bCs/>
           <w:lang w:val="en-US"/>
         </w:rPr>
         <w:t xml:space="preserve"> </w:t>
       </w:r>
       <w:r>
+        <w:rPr>
+          <w:b/>
+          <w:bCs/>
+        </w:rPr>
         <w:t xml:space="preserve">cyber-physical systems increasingly instrument rotating machinery, process lines, and turbofan engines with dozens of correlated sensors sampled at high frequency, producing continuous multivariate time-series (MTS) streams that must be screened for anomalies under a hard latency budget rather than analyzed offline. This paper presents a modular, Strategy-pattern Python pipeline for real-time MTS anomaly detection that targets a strict sub-20ms processing latency per streamed window. The system couples a non-blocking asyncio/thread-pool ingestion layer </w:t>
       </w:r>
       <w:r>
+        <w:rPr>
+          <w:b/>
+          <w:bCs/>
+        </w:rPr>
         <w:t>-</w:t>
       </w:r>
       <w:r>
+        <w:rPr>
+          <w:b/>
+          <w:bCs/>
+        </w:rPr>
         <w:t xml:space="preserve"> with explicit backpressure and bounded in-flight concurrency </w:t>
       </w:r>
       <w:r>
+        <w:rPr>
+          <w:b/>
+          <w:bCs/>
+        </w:rPr>
         <w:t>-</w:t>
       </w:r>
       <w:r>
+        <w:rPr>
+          <w:b/>
+          <w:bCs/>
+        </w:rPr>
         <w:t xml:space="preserve"> to two interchangeable analytical engines behind one </w:t>
       </w:r>
       <w:r>
         <w:rPr>
           <w:rFonts w:ascii="Consolas" w:eastAsia="Consolas" w:hAnsi="Consolas" w:cs="Consolas"/>
+          <w:b/>
+          <w:bCs/>
           <w:sz w:val="17"/>
           <w:szCs w:val="17"/>
         </w:rPr>
         <w:t>BaseAnomalyDetector</w:t>
       </w:r>
       <w:r>
+        <w:rPr>
+          <w:b/>
+          <w:bCs/>
+        </w:rPr>
         <w:t xml:space="preserve"> interface: a closed-form Dynamic Mode Decomposition (DMD) plus Seasonal-Trend (STL) decomposition fast-track, and an unsupervised PyTorch LSTM/Dense Autoencoder. Detections are produced by an evaluation engine that fuses a reference-centroid Euclidean distance term with each engine's localized error via an epsilon-guarded harmonic mean, under a dynamically recalibrating threshold. A systematic audit uncovered and fixed five categories of runtime defect </w:t>
       </w:r>
       <w:r>
+        <w:rPr>
+          <w:b/>
+          <w:bCs/>
+        </w:rPr>
         <w:t>-</w:t>
       </w:r>
       <w:r>
+        <w:rPr>
+          <w:b/>
+          <w:bCs/>
+        </w:rPr>
         <w:t xml:space="preserve"> unbounded executor queues, DMD/SVD dimension mismatches, PyTorch autograd-graph leakage, harmonic-mean division-by-zero, and unsanitized NaN telemetry </w:t>
       </w:r>
       <w:r>
+        <w:rPr>
+          <w:b/>
+          <w:bCs/>
+        </w:rPr>
         <w:t>-</w:t>
       </w:r>
       <w:r>
+        <w:rPr>
+          <w:b/>
+          <w:bCs/>
+        </w:rPr>
         <w:t xml:space="preserve"> each covered by regression tests (56 total). On the real NASA C-MAPSS turbofan benchmark and a synthetic five-channel Tool Condition Monitoring (TCM5) stream, both engines meet the SLA with zero violations at nominal throughput (DMD p99 = 0.20–0.47ms; LSTM Autoencoder p99 = 2.7–3.2ms), while a deliberately adversarial burst test shows the DMD engine holding p99 latency under 15ms against the Autoencoder's 150–180ms, demonstrating the practical value of the dual-engine design.</w:t>
       </w:r>
     </w:p>
@@ -168,8 +220,9 @@
           <w:bCs/>
           <w:i/>
           <w:iCs/>
-        </w:rPr>
-        <w:t>Index Terms</w:t>
+          <w:lang w:val="en-US"/>
+        </w:rPr>
+        <w:t>Keywords</w:t>
       </w:r>
       <w:r>
         <w:rPr>
@@ -216,10 +269,10 @@
         <w:t>-</w:t>
       </w:r>
       <w:r>
-        <w:t xml:space="preserve"> early enough to act on it is the foundation of predictive maintenance and safety monitoring in these settings. Two properties of the </w:t>
-      </w:r>
-      <w:r>
-        <w:t>problem make it structurally different from offline anomaly detection research:</w:t>
+        <w:t xml:space="preserve"> early enough to act on it is the foundation of predictive maintenance </w:t>
+      </w:r>
+      <w:r>
+        <w:t>and safety monitoring in these settings. Two properties of the problem make it structurally different from offline anomaly detection research:</w:t>
       </w:r>
     </w:p>
     <w:p>
@@ -321,11 +374,11 @@
         <w:t>first</w:t>
       </w:r>
       <w:r>
-        <w:t xml:space="preserve"> property: published MTS anomaly-detection results are almost always reported as offline batch metrics (F1, AUC-ROC) computed after the fact, decoupled from the streaming architecture that would have to deliver them in production. Real-time AIOps deployments such as Microsoft's time-series anomaly detection </w:t>
+        <w:t xml:space="preserve"> property: published MTS anomaly-detection results are almost always reported as offline batch metrics (F1, AUC-ROC) computed after the fact, decoupled from the streaming architecture that would have to deliver them in production. Real-time AIOps </w:t>
       </w:r>
       <w:r>
         <w:lastRenderedPageBreak/>
-        <w:t xml:space="preserve">service [9] demonstrate that this gap matters operationally, but the systems-level design choices </w:t>
+        <w:t xml:space="preserve">deployments such as Microsoft's time-series anomaly detection service [9] demonstrate that this gap matters operationally, but the systems-level design choices </w:t>
       </w:r>
       <w:r>
         <w:t>-</w:t>
@@ -414,10 +467,7 @@
         <w:t>DynamicThresholder</w:t>
       </w:r>
       <w:r>
-        <w:t xml:space="preserve"> shares, though implemented via a rolling, self-recalibrating z-score baseline rather than the pruned-anomaly-sequence approach of [1]. Sakurada and Yairi [7] established autoencoder-based </w:t>
-      </w:r>
-      <w:r>
-        <w:t>nonlinear dimensionality reduction as a general-purpose anomaly detector, motivating this paper's inclusion of a lightweight Dense autoencoder alongside the sequential LSTM variant as an explicit latency/accuracy tradeoff point.</w:t>
+        <w:t xml:space="preserve"> shares, though implemented via a rolling, self-recalibrating z-score baseline rather than the pruned-anomaly-sequence approach of [1]. Sakurada and Yairi [7] established autoencoder-based nonlinear dimensionality reduction as a general-purpose anomaly detector, motivating this paper's inclusion of a lightweight Dense autoencoder alongside the sequential LSTM variant as an explicit latency/accuracy tradeoff point.</w:t>
       </w:r>
     </w:p>
     <w:p>
@@ -433,7 +483,10 @@
         <w:t>Fast closed-form spatiotemporal modeling.</w:t>
       </w:r>
       <w:r>
-        <w:t xml:space="preserve"> Schmid [3] introduced Dynamic Mode Decomposition for extracting dominant spatiotemporal modes from sequential snapshot data via a truncated-SVD linear operator fit, with no iterative optimization. This closed-form property is exactly what this paper exploits for Engine 1: DMD initialization is bounded by a handful of matrix factorizations rather than an epoch loop, and its per-window inference cost is a single small matrix–vector product. Cleveland et al.'s STL procedure [4] is used to separate a sensor channel into seasonal, trend, and residual components via iterative Loess smoothing; this paper uses the residual component's deviation from its normal-baseline distribution as Engine 1's second, complementary anomaly signal.</w:t>
+        <w:t xml:space="preserve"> Schmid [3] introduced Dynamic Mode Decomposition for extracting dominant spatiotemporal modes from sequential snapshot data via a truncated-SVD linear operator fit, with no iterative optimization. This closed-form property is exactly what this </w:t>
+      </w:r>
+      <w:r>
+        <w:t>paper exploits for Engine 1: DMD initialization is bounded by a handful of matrix factorizations rather than an epoch loop, and its per-window inference cost is a single small matrix–vector product. Cleveland et al.'s STL procedure [4] is used to separate a sensor channel into seasonal, trend, and residual components via iterative Loess smoothing; this paper uses the residual component's deviation from its normal-baseline distribution as Engine 1's second, complementary anomaly signal.</w:t>
       </w:r>
     </w:p>
     <w:p>
@@ -528,8 +581,10 @@
         <w:t>The pipeline is organized into four layers, each independently testable:</w:t>
       </w:r>
     </w:p>
-    <w:p>
-      <w:pPr>
+    <w:p/>
+    <w:p>
+      <w:pPr>
+        <w:jc w:val="center"/>
         <w:sectPr>
           <w:type w:val="continuous"/>
           <w:pgSz w:w="12240" w:h="15840"/>
@@ -538,17 +593,10 @@
           <w:docGrid w:linePitch="360"/>
         </w:sectPr>
       </w:pPr>
-    </w:p>
-    <w:p>
-      <w:pPr>
-        <w:spacing w:after="160"/>
-        <w:jc w:val="center"/>
-      </w:pPr>
-      <w:r>
-        <w:lastRenderedPageBreak/>
+      <w:r>
         <w:drawing>
-          <wp:inline distT="0" distB="0" distL="0" distR="0" wp14:anchorId="248205CB" wp14:editId="5033C907">
-            <wp:extent cx="4387443" cy="4424006"/>
+          <wp:inline distT="0" distB="0" distL="0" distR="0" wp14:anchorId="5D88CAA1" wp14:editId="63D26AB6">
+            <wp:extent cx="2868266" cy="2776756"/>
             <wp:effectExtent l="0" t="0" r="0" b="0"/>
             <wp:docPr id="828101390" name="Picture 1"/>
             <wp:cNvGraphicFramePr>
@@ -570,7 +618,7 @@
                   <pic:spPr>
                     <a:xfrm>
                       <a:off x="0" y="0"/>
-                      <a:ext cx="4443334" cy="4480363"/>
+                      <a:ext cx="2965919" cy="2871293"/>
                     </a:xfrm>
                     <a:prstGeom prst="rect">
                       <a:avLst/>
@@ -585,6 +633,12 @@
     </w:p>
     <w:p>
       <w:pPr>
+        <w:spacing w:after="160"/>
+        <w:jc w:val="center"/>
+      </w:pPr>
+    </w:p>
+    <w:p>
+      <w:pPr>
         <w:sectPr>
           <w:type w:val="continuous"/>
           <w:pgSz w:w="12240" w:h="15840"/>
@@ -811,10 +865,7 @@
         <w:t>ThreadPoolExecutor</w:t>
       </w:r>
       <w:r>
-        <w:t xml:space="preserve">'s own internal </w:t>
-      </w:r>
-      <w:r>
-        <w:t xml:space="preserve">work queue has no size limit, so submitting to it unconditionally would let queued-but-not-yet-run tasks (each holding a window array) grow without bound whenever handlers cannot keep pace. Bounding in-flight tasks instead makes </w:t>
+        <w:t xml:space="preserve">'s own internal work queue has no size limit, so submitting to it unconditionally would let queued-but-not-yet-run tasks (each holding a window array) grow without bound whenever handlers cannot keep pace. Bounding in-flight tasks instead makes </w:t>
       </w:r>
       <w:r>
         <w:rPr>
@@ -1115,7 +1166,6 @@
         <w:jc w:val="both"/>
       </w:pPr>
       <w:r>
-        <w:lastRenderedPageBreak/>
         <w:t xml:space="preserve">DMD seeks the linear operator </w:t>
       </w:r>
       <w:r>
@@ -1564,7 +1614,11 @@
         <w:t>k</w:t>
       </w:r>
       <w:r>
-        <w:t xml:space="preserve"> reference centroids (a lightweight k-means++ fit over normal per-timestep vectors, </w:t>
+        <w:t xml:space="preserve"> reference centroids (a lightweight k-</w:t>
+      </w:r>
+      <w:r>
+        <w:lastRenderedPageBreak/>
+        <w:t xml:space="preserve">means++ fit over normal per-timestep vectors, </w:t>
       </w:r>
       <w:r>
         <w:rPr>
@@ -1575,10 +1629,7 @@
         <w:t>evaluation/metrics_engine.py</w:t>
       </w:r>
       <w:r>
-        <w:t xml:space="preserve">), e(w) is the engine's own </w:t>
-      </w:r>
-      <w:r>
-        <w:t>localized error (</w:t>
+        <w:t>), e(w) is the engine's own localized error (</w:t>
       </w:r>
       <w:r>
         <w:rPr>
@@ -1879,7 +1930,6 @@
         <w:jc w:val="both"/>
       </w:pPr>
       <w:r>
-        <w:lastRenderedPageBreak/>
         <w:t xml:space="preserve">Two distinct issues were found and fixed. First, </w:t>
       </w:r>
       <w:r>
@@ -2244,6 +2294,7 @@
         <w:t xml:space="preserve"> hook (post-</w:t>
       </w:r>
       <w:r>
+        <w:lastRenderedPageBreak/>
         <w:t>training dynamic int8 quantization) is available for further CPU inference-cost reduction without retraining.</w:t>
       </w:r>
     </w:p>
@@ -2456,7 +2507,10 @@
         <w:t>stuck_run_length</w:t>
       </w:r>
       <w:r>
-        <w:t xml:space="preserve"> force-recalibration fix (Section III-E) raised the DMD engine's TCM5 F1 from 0.249 to 0.391 in a controlled before/after comparison, by letting the threshold track the stream's actual operating point instead of a frozen one; the full-scale results in Section V (F1 = 0.680) additionally benefit from the larger calibration/test split used there.</w:t>
+        <w:t xml:space="preserve"> force-recalibration fix (Section III-</w:t>
+      </w:r>
+      <w:r>
+        <w:t>E) raised the DMD engine's TCM5 F1 from 0.249 to 0.391 in a controlled before/after comparison, by letting the threshold track the stream's actual operating point instead of a frozen one; the full-scale results in Section V (F1 = 0.680) additionally benefit from the larger calibration/test split used there.</w:t>
       </w:r>
     </w:p>
     <w:p>
@@ -2504,11 +2558,7 @@
         <w:t>benchmarks/run_experiments.py</w:t>
       </w:r>
       <w:r>
-        <w:t xml:space="preserve"> on two MTS benchmarks </w:t>
-      </w:r>
-      <w:r>
-        <w:lastRenderedPageBreak/>
-        <w:t>under a common window configuration (window size 30, stride 5, 15% of normal windows held out for validation/calibration):</w:t>
+        <w:t xml:space="preserve"> on two MTS benchmarks under a common window configuration (window size 30, stride 5, 15% of normal windows held out for validation/calibration):</w:t>
       </w:r>
     </w:p>
     <w:p>
@@ -2558,10 +2608,7 @@
         <w:t>-</w:t>
       </w:r>
       <w:r>
-        <w:t xml:space="preserve"> a fully reproducible five-channel Tool Condition Monitoring stream (vibration x/y, spindle load, temperature, acoustic emission) with a slow thermal-ramp trend and contiguous injected tool-wear/overload segments shifting </w:t>
-      </w:r>
-      <w:r>
-        <w:t>amplitude, trend, and noise floor simultaneously across channels. Windowing yields 1,016 train / 179 validation / 595 labeled test windows (14.1% test-window anomaly rate).</w:t>
+        <w:t xml:space="preserve"> a fully reproducible five-channel Tool Condition Monitoring stream (vibration x/y, spindle load, temperature, acoustic emission) with a slow thermal-ramp trend and contiguous injected tool-wear/overload segments shifting amplitude, trend, and noise floor simultaneously across channels. Windowing yields 1,016 train / 179 validation / 595 labeled test windows (14.1% test-window anomaly rate).</w:t>
       </w:r>
     </w:p>
     <w:p>
@@ -4012,6 +4059,7 @@
         <w:rPr>
           <w:noProof/>
         </w:rPr>
+        <w:lastRenderedPageBreak/>
         <w:drawing>
           <wp:inline distT="0" distB="0" distL="0" distR="0">
             <wp:extent cx="6172200" cy="2924175"/>
@@ -4091,10 +4139,7 @@
         <w:jc w:val="both"/>
       </w:pPr>
       <w:r>
-        <w:t xml:space="preserve">On TCM5's discrete, multi-channel-consistent injected anomalies, both engines achieve near-perfect ranking (AUC-ROC 0.99–1.00) and strong F1 (0.68–0.72) under fully dynamic (streamed, self-calibrating) thresholding. NASA C-MAPSS is a substantially harder, more realistic task: “near failure” is a </w:t>
-      </w:r>
-      <w:r>
-        <w:t xml:space="preserve">gradual, continuous degradation rather than a discrete regime shift, so AUC-ROC of 0.60–0.65 </w:t>
+        <w:t xml:space="preserve">On TCM5's discrete, multi-channel-consistent injected anomalies, both engines achieve near-perfect ranking (AUC-ROC 0.99–1.00) and strong F1 (0.68–0.72) under fully dynamic (streamed, self-calibrating) thresholding. NASA C-MAPSS is a substantially harder, more realistic task: “near failure” is a gradual, continuous degradation rather than a discrete regime shift, so AUC-ROC of 0.60–0.65 </w:t>
       </w:r>
       <w:r>
         <w:t>-</w:t>
@@ -4106,14 +4151,10 @@
         <w:t>-</w:t>
       </w:r>
       <w:r>
-        <w:t xml:space="preserve"> is a believable outcome for a raw-window composite score rather than an artifact; recall is the binding constraint (precision is high because whatever is flagged is </w:t>
-      </w:r>
-      <w:r>
-        <w:lastRenderedPageBreak/>
-        <w:t>reliably a genuine near-failure window). This asymmetry between a crisp synthetic benchmark and a gradual real one is itself informative: it indicates the composite scoring formulation as specified (harmonic mean of distance and localized error, with a generic rolling threshold) is well suited to discrete-regime-shift faults and would benefit, on gradual-</w:t>
-      </w:r>
-      <w:r>
-        <w:t xml:space="preserve">degradation tasks specifically, from a trend-aware distance term or an RUL-informed threshold schedule </w:t>
+        <w:t xml:space="preserve"> is a believable outcome for a raw-window composite score rather than an artifact; recall is the binding constraint (precision is high because whatever is flagged is reliably a genuine near-failure window). This asymmetry </w:t>
+      </w:r>
+      <w:r>
+        <w:t xml:space="preserve">between a crisp synthetic benchmark and a gradual real one is itself informative: it indicates the composite scoring formulation as specified (harmonic mean of distance and localized error, with a generic rolling threshold) is well suited to discrete-regime-shift faults and would benefit, on gradual-degradation tasks specifically, from a trend-aware distance term or an RUL-informed threshold schedule </w:t>
       </w:r>
       <w:r>
         <w:t>-</w:t>
@@ -5731,6 +5772,7 @@
         <w:rPr>
           <w:noProof/>
         </w:rPr>
+        <w:lastRenderedPageBreak/>
         <w:drawing>
           <wp:inline distT="0" distB="0" distL="0" distR="0">
             <wp:extent cx="6172200" cy="2933700"/>
@@ -6612,7 +6654,6 @@
                 <w:sz w:val="17"/>
                 <w:szCs w:val="17"/>
               </w:rPr>
-              <w:lastRenderedPageBreak/>
               <w:t>NASA</w:t>
             </w:r>
           </w:p>
@@ -7878,6 +7919,7 @@
         <w:rPr>
           <w:noProof/>
         </w:rPr>
+        <w:lastRenderedPageBreak/>
         <w:drawing>
           <wp:inline distT="0" distB="0" distL="0" distR="0">
             <wp:extent cx="6172200" cy="3514725"/>
@@ -8012,7 +8054,6 @@
           <w:sz w:val="17"/>
           <w:szCs w:val="17"/>
         </w:rPr>
-        <w:lastRenderedPageBreak/>
         <w:t>Fig. 4.</w:t>
       </w:r>
       <w:r>
@@ -8087,7 +8128,10 @@
         <w:t>-</w:t>
       </w:r>
       <w:r>
-        <w:t xml:space="preserve"> the system does not crash or exhibit unbounded queue growth: the bounded queue and </w:t>
+        <w:t xml:space="preserve"> the system does not crash or exhibit unbounded </w:t>
+      </w:r>
+      <w:r>
+        <w:t xml:space="preserve">queue growth: the bounded queue and </w:t>
       </w:r>
       <w:r>
         <w:rPr>
@@ -8108,7 +8152,11 @@
         <w:t>measured</w:t>
       </w:r>
       <w:r>
-        <w:t xml:space="preserve"> consequence of the concurrency fix in Section IV-A rather than a silent failure mode. What that graceful degradation reveals, however, is a sharp divergence between the two engines once the handler itself becomes the bottleneck: the DMD engine's p99 latency stays at 1.5–14.0ms (1/50 and 0/58 windows respectively breach the SLA), while the LSTM autoencoder's p99 rises to 150–180ms, with roughly half of all scored windows breaching the SLA. This is the empirical case for the dual-engine architecture: a deployment that must guarantee SLA compliance under bursty, unpredictable load has a fast-track engine available that a purely deep-learning pipeline would not.</w:t>
+        <w:t xml:space="preserve"> consequence of the concurrency fix in Section IV-A rather than a silent failure mode. What that graceful degradation reveals, however, is a sharp divergence between the two engines once the handler itself becomes the bottleneck: the DMD engine's p99 latency stays at 1.5–14.0ms (1/50 and 0/58 windows </w:t>
+      </w:r>
+      <w:r>
+        <w:lastRenderedPageBreak/>
+        <w:t>respectively breach the SLA), while the LSTM autoencoder's p99 rises to 150–180ms, with roughly half of all scored windows breaching the SLA. This is the empirical case for the dual-engine architecture: a deployment that must guarantee SLA compliance under bursty, unpredictable load has a fast-track engine available that a purely deep-learning pipeline would not.</w:t>
       </w:r>
     </w:p>
     <w:p>
@@ -8196,7 +8244,10 @@
         <w:t>-</w:t>
       </w:r>
       <w:r>
-        <w:t xml:space="preserve"> could recover more of the autoencoder's accuracy advantage without paying its latency cost on every window, particularly valuable under the burst conditions in Section V-D. Third, extending the benchmark loader's NASA SMAP/MSL support (implemented against the standard “telemanom” layout but not evaluated here due to its separate license-gated download) and adding a real industrial process dataset alongside C-MAPSS would strengthen external validity beyond one real and one synthetic source. Finally, GPU batching of the autoencoder's forward pass and quantization-aware (rather than post-training) training are natural next steps for narrowing the latency gap observed in Section V-D under sustained high throughput.</w:t>
+        <w:t xml:space="preserve"> could recover more of the autoencoder's accuracy advantage without paying its latency cost on every window, particularly valuable under the burst conditions in Section V-D. Third, extending the benchmark loader's NASA SMAP/MSL support (implemented against the standard “telemanom” layout but not evaluated here due to its separate license-gated download) and </w:t>
+      </w:r>
+      <w:r>
+        <w:t>adding a real industrial process dataset alongside C-MAPSS would strengthen external validity beyond one real and one synthetic source. Finally, GPU batching of the autoencoder's forward pass and quantization-aware (rather than post-training) training are natural next steps for narrowing the latency gap observed in Section V-D under sustained high throughput.</w:t>
       </w:r>
     </w:p>
     <w:p>
@@ -8478,7 +8529,6 @@
           <w:sz w:val="17"/>
           <w:szCs w:val="17"/>
         </w:rPr>
-        <w:lastRenderedPageBreak/>
         <w:t xml:space="preserve">[10] G. Van Rossum et al., “The Python </w:t>
       </w:r>
       <w:r>
